--- a/yang-diujikan/bahasa inggris.docx
+++ b/yang-diujikan/bahasa inggris.docx
@@ -1,6 +1,6 @@
 
 <file path=word/document.xml><?xml version="1.0" encoding="utf-8"?>
-<w:document xmlns:wpc="http://schemas.microsoft.com/office/word/2010/wordprocessingCanvas" xmlns:cx="http://schemas.microsoft.com/office/drawing/2014/chartex" xmlns:cx1="http://schemas.microsoft.com/office/drawing/2015/9/8/chartex" xmlns:mc="http://schemas.openxmlformats.org/markup-compatibility/2006" xmlns:o="urn:schemas-microsoft-com:office:office" xmlns:r="http://schemas.openxmlformats.org/officeDocument/2006/relationships" xmlns:m="http://schemas.openxmlformats.org/officeDocument/2006/math" xmlns:v="urn:schemas-microsoft-com:vml" xmlns:wp14="http://schemas.microsoft.com/office/word/2010/wordprocessingDrawing" xmlns:wp="http://schemas.openxmlformats.org/drawingml/2006/wordprocessingDrawing" xmlns:w10="urn:schemas-microsoft-com:office:word" xmlns:w="http://schemas.openxmlformats.org/wordprocessingml/2006/main" xmlns:w14="http://schemas.microsoft.com/office/word/2010/wordml" xmlns:w15="http://schemas.microsoft.com/office/word/2012/wordml" xmlns:w16se="http://schemas.microsoft.com/office/word/2015/wordml/symex" xmlns:wpg="http://schemas.microsoft.com/office/word/2010/wordprocessingGroup" xmlns:wpi="http://schemas.microsoft.com/office/word/2010/wordprocessingInk" xmlns:wne="http://schemas.microsoft.com/office/word/2006/wordml" xmlns:wps="http://schemas.microsoft.com/office/word/2010/wordprocessingShape" mc:Ignorable="w14 w15 w16se wp14">
+<w:document xmlns:wpc="http://schemas.microsoft.com/office/word/2010/wordprocessingCanvas" xmlns:cx="http://schemas.microsoft.com/office/drawing/2014/chartex" xmlns:cx1="http://schemas.microsoft.com/office/drawing/2015/9/8/chartex" xmlns:cx2="http://schemas.microsoft.com/office/drawing/2015/10/21/chartex" xmlns:cx3="http://schemas.microsoft.com/office/drawing/2016/5/9/chartex" xmlns:cx4="http://schemas.microsoft.com/office/drawing/2016/5/10/chartex" xmlns:cx5="http://schemas.microsoft.com/office/drawing/2016/5/11/chartex" xmlns:cx6="http://schemas.microsoft.com/office/drawing/2016/5/12/chartex" xmlns:cx7="http://schemas.microsoft.com/office/drawing/2016/5/13/chartex" xmlns:cx8="http://schemas.microsoft.com/office/drawing/2016/5/14/chartex" xmlns:mc="http://schemas.openxmlformats.org/markup-compatibility/2006" xmlns:aink="http://schemas.microsoft.com/office/drawing/2016/ink" xmlns:am3d="http://schemas.microsoft.com/office/drawing/2017/model3d" xmlns:o="urn:schemas-microsoft-com:office:office" xmlns:r="http://schemas.openxmlformats.org/officeDocument/2006/relationships" xmlns:m="http://schemas.openxmlformats.org/officeDocument/2006/math" xmlns:v="urn:schemas-microsoft-com:vml" xmlns:wp14="http://schemas.microsoft.com/office/word/2010/wordprocessingDrawing" xmlns:wp="http://schemas.openxmlformats.org/drawingml/2006/wordprocessingDrawing" xmlns:w10="urn:schemas-microsoft-com:office:word" xmlns:w="http://schemas.openxmlformats.org/wordprocessingml/2006/main" xmlns:w14="http://schemas.microsoft.com/office/word/2010/wordml" xmlns:w15="http://schemas.microsoft.com/office/word/2012/wordml" xmlns:w16cex="http://schemas.microsoft.com/office/word/2018/wordml/cex" xmlns:w16cid="http://schemas.microsoft.com/office/word/2016/wordml/cid" xmlns:w16="http://schemas.microsoft.com/office/word/2018/wordml" xmlns:w16se="http://schemas.microsoft.com/office/word/2015/wordml/symex" xmlns:wpg="http://schemas.microsoft.com/office/word/2010/wordprocessingGroup" xmlns:wpi="http://schemas.microsoft.com/office/word/2010/wordprocessingInk" xmlns:wne="http://schemas.microsoft.com/office/word/2006/wordml" xmlns:wps="http://schemas.microsoft.com/office/word/2010/wordprocessingShape" mc:Ignorable="w14 w15 w16se w16cid w16 w16cex wp14">
   <w:body>
     <w:p>
       <w:pPr>
@@ -32,7 +32,7 @@
         <mc:AlternateContent>
           <mc:Choice Requires="wps">
             <w:drawing>
-              <wp:anchor distT="0" distB="0" distL="114300" distR="114300" simplePos="0" relativeHeight="251694080" behindDoc="0" locked="0" layoutInCell="1" allowOverlap="1" wp14:anchorId="62DA6E43" wp14:editId="70C4E5DD">
+              <wp:anchor distT="0" distB="0" distL="114300" distR="114300" simplePos="0" relativeHeight="251694080" behindDoc="0" locked="0" layoutInCell="1" allowOverlap="1" wp14:anchorId="0DBF8939" wp14:editId="0800000A">
                 <wp:simplePos x="0" y="0"/>
                 <wp:positionH relativeFrom="column">
                   <wp:posOffset>4451985</wp:posOffset>
@@ -179,11 +179,11 @@
           </mc:Choice>
           <mc:Fallback>
             <w:pict>
-              <v:shapetype w14:anchorId="62DA6E43" id="_x0000_t202" coordsize="21600,21600" o:spt="202" path="m,l,21600r21600,l21600,xe">
+              <v:shapetype w14:anchorId="0DBF8939" id="_x0000_t202" coordsize="21600,21600" o:spt="202" path="m,l,21600r21600,l21600,xe">
                 <v:stroke joinstyle="miter"/>
                 <v:path gradientshapeok="t" o:connecttype="rect"/>
               </v:shapetype>
-              <v:shape id="Text Box 10" o:spid="_x0000_s1026" type="#_x0000_t202" style="position:absolute;margin-left:350.55pt;margin-top:-2.35pt;width:146.5pt;height:36pt;z-index:251694080;visibility:visible;mso-wrap-style:square;mso-width-percent:0;mso-height-percent:0;mso-wrap-distance-left:9pt;mso-wrap-distance-top:0;mso-wrap-distance-right:9pt;mso-wrap-distance-bottom:0;mso-position-horizontal:absolute;mso-position-horizontal-relative:text;mso-position-vertical:absolute;mso-position-vertical-relative:text;mso-width-percent:0;mso-height-percent:0;mso-width-relative:margin;mso-height-relative:margin;v-text-anchor:top" o:gfxdata="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" filled="f" stroked="f">
+              <v:shape id="Text Box 10" o:spid="_x0000_s1026" type="#_x0000_t202" style="position:absolute;margin-left:350.55pt;margin-top:-2.35pt;width:146.5pt;height:36pt;z-index:251694080;visibility:visible;mso-wrap-style:square;mso-width-percent:0;mso-height-percent:0;mso-wrap-distance-left:9pt;mso-wrap-distance-top:0;mso-wrap-distance-right:9pt;mso-wrap-distance-bottom:0;mso-position-horizontal:absolute;mso-position-horizontal-relative:text;mso-position-vertical:absolute;mso-position-vertical-relative:text;mso-width-percent:0;mso-height-percent:0;mso-width-relative:margin;mso-height-relative:margin;v-text-anchor:top" o:gfxdata="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" filled="f" stroked="f">
                 <v:textbox>
                   <w:txbxContent>
                     <w:tbl>
@@ -386,7 +386,7 @@
                 <w:color w:val="000000"/>
               </w:rPr>
               <w:drawing>
-                <wp:inline distT="0" distB="0" distL="0" distR="0" wp14:anchorId="19DC0F4F" wp14:editId="2A43F875">
+                <wp:inline distT="0" distB="0" distL="0" distR="0" wp14:anchorId="030E392F" wp14:editId="53B4605E">
                   <wp:extent cx="523875" cy="476250"/>
                   <wp:effectExtent l="0" t="0" r="0" b="0"/>
                   <wp:docPr id="14" name="Picture 5" descr="Description: Description: Description: Description: Description: Description: Description: Description: Description: Description: D:\DATA\Indramayu\DATA OM Yuyun\Penerbit\Buku Jadi\SM UN SMP2009\02c-Tryout-Ing Folder\Links\tut wuri handayani.tif"/>
@@ -875,8 +875,6 @@
           <w:lang w:val="id-ID"/>
         </w:rPr>
       </w:pPr>
-      <w:bookmarkStart w:id="0" w:name="_GoBack"/>
-      <w:bookmarkEnd w:id="0"/>
     </w:p>
     <w:tbl>
       <w:tblPr>
@@ -1564,7 +1562,7 @@
         <mc:AlternateContent>
           <mc:Choice Requires="wps">
             <w:drawing>
-              <wp:anchor distT="0" distB="0" distL="114300" distR="114300" simplePos="0" relativeHeight="251664384" behindDoc="1" locked="0" layoutInCell="1" allowOverlap="1" wp14:anchorId="63303E5A" wp14:editId="4CD4F722">
+              <wp:anchor distT="0" distB="0" distL="114300" distR="114300" simplePos="0" relativeHeight="251664384" behindDoc="1" locked="0" layoutInCell="1" allowOverlap="1" wp14:anchorId="49E1DB01" wp14:editId="789B9292">
                 <wp:simplePos x="0" y="0"/>
                 <wp:positionH relativeFrom="column">
                   <wp:posOffset>269240</wp:posOffset>
@@ -1600,7 +1598,6 @@
                           <a:headEnd/>
                           <a:tailEnd/>
                         </a:ln>
-                        <a:extLst/>
                       </wps:spPr>
                       <wps:style>
                         <a:lnRef idx="2">
@@ -1633,7 +1630,7 @@
           </mc:Choice>
           <mc:Fallback>
             <w:pict>
-              <v:roundrect w14:anchorId="791D483E" id="Rounded Rectangle 5" o:spid="_x0000_s1026" style="position:absolute;margin-left:21.2pt;margin-top:6.05pt;width:475.75pt;height:151.5pt;z-index:-251652096;visibility:visible;mso-wrap-style:square;mso-width-percent:0;mso-height-percent:0;mso-wrap-distance-left:9pt;mso-wrap-distance-top:0;mso-wrap-distance-right:9pt;mso-wrap-distance-bottom:0;mso-position-horizontal:absolute;mso-position-horizontal-relative:text;mso-position-vertical:absolute;mso-position-vertical-relative:text;mso-width-percent:0;mso-height-percent:0;mso-width-relative:page;mso-height-relative:page;v-text-anchor:top" arcsize="3453f" o:gfxdata="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" fillcolor="white [3201]" strokecolor="black [3200]" strokeweight="1pt">
+              <v:roundrect w14:anchorId="464229A9" id="Rounded Rectangle 5" o:spid="_x0000_s1026" style="position:absolute;margin-left:21.2pt;margin-top:6.05pt;width:475.75pt;height:151.5pt;z-index:-251652096;visibility:visible;mso-wrap-style:square;mso-width-percent:0;mso-height-percent:0;mso-wrap-distance-left:9pt;mso-wrap-distance-top:0;mso-wrap-distance-right:9pt;mso-wrap-distance-bottom:0;mso-position-horizontal:absolute;mso-position-horizontal-relative:text;mso-position-vertical:absolute;mso-position-vertical-relative:text;mso-width-percent:0;mso-height-percent:0;mso-width-relative:page;mso-height-relative:page;v-text-anchor:top" arcsize="3453f" o:gfxdata="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" fillcolor="white [3201]" strokecolor="black [3200]" strokeweight="1pt">
                 <v:stroke dashstyle="longDash" joinstyle="miter"/>
               </v:roundrect>
             </w:pict>
@@ -2330,7 +2327,7 @@
         <mc:AlternateContent>
           <mc:Choice Requires="wps">
             <w:drawing>
-              <wp:anchor distT="0" distB="0" distL="114300" distR="114300" simplePos="0" relativeHeight="251675648" behindDoc="1" locked="0" layoutInCell="1" allowOverlap="1" wp14:anchorId="3B93D088" wp14:editId="30B3C0C2">
+              <wp:anchor distT="0" distB="0" distL="114300" distR="114300" simplePos="0" relativeHeight="251675648" behindDoc="1" locked="0" layoutInCell="1" allowOverlap="1" wp14:anchorId="0352E9BF" wp14:editId="1EDDFDDC">
                 <wp:simplePos x="0" y="0"/>
                 <wp:positionH relativeFrom="column">
                   <wp:posOffset>59690</wp:posOffset>
@@ -2366,7 +2363,6 @@
                           <a:headEnd/>
                           <a:tailEnd/>
                         </a:ln>
-                        <a:extLst/>
                       </wps:spPr>
                       <wps:style>
                         <a:lnRef idx="2">
@@ -2399,7 +2395,7 @@
           </mc:Choice>
           <mc:Fallback>
             <w:pict>
-              <v:roundrect w14:anchorId="4264C9FB" id="Rounded Rectangle 30" o:spid="_x0000_s1026" style="position:absolute;margin-left:4.7pt;margin-top:2.7pt;width:499.7pt;height:140.25pt;z-index:-251640832;visibility:visible;mso-wrap-style:square;mso-width-percent:0;mso-height-percent:0;mso-wrap-distance-left:9pt;mso-wrap-distance-top:0;mso-wrap-distance-right:9pt;mso-wrap-distance-bottom:0;mso-position-horizontal:absolute;mso-position-horizontal-relative:text;mso-position-vertical:absolute;mso-position-vertical-relative:text;mso-width-percent:0;mso-height-percent:0;mso-width-relative:page;mso-height-relative:page;v-text-anchor:top" arcsize="3453f" o:gfxdata="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" fillcolor="white [3201]" strokecolor="black [3200]" strokeweight="1pt">
+              <v:roundrect w14:anchorId="2F50265E" id="Rounded Rectangle 30" o:spid="_x0000_s1026" style="position:absolute;margin-left:4.7pt;margin-top:2.7pt;width:499.7pt;height:140.25pt;z-index:-251640832;visibility:visible;mso-wrap-style:square;mso-width-percent:0;mso-height-percent:0;mso-wrap-distance-left:9pt;mso-wrap-distance-top:0;mso-wrap-distance-right:9pt;mso-wrap-distance-bottom:0;mso-position-horizontal:absolute;mso-position-horizontal-relative:text;mso-position-vertical:absolute;mso-position-vertical-relative:text;mso-width-percent:0;mso-height-percent:0;mso-width-relative:page;mso-height-relative:page;v-text-anchor:top" arcsize="3453f" o:gfxdata="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" fillcolor="white [3201]" strokecolor="black [3200]" strokeweight="1pt">
                 <v:stroke dashstyle="longDash" joinstyle="miter"/>
               </v:roundrect>
             </w:pict>
@@ -3000,6 +2996,8 @@
           <w:lang w:val="en-US"/>
         </w:rPr>
       </w:pPr>
+      <w:bookmarkStart w:id="0" w:name="_GoBack"/>
+      <w:bookmarkEnd w:id="0"/>
     </w:p>
     <w:p>
       <w:pPr>
@@ -3023,7 +3021,7 @@
         <mc:AlternateContent>
           <mc:Choice Requires="wps">
             <w:drawing>
-              <wp:anchor distT="0" distB="0" distL="114300" distR="114300" simplePos="0" relativeHeight="251696128" behindDoc="0" locked="0" layoutInCell="1" allowOverlap="1" wp14:anchorId="1C8A82F6" wp14:editId="08CEC633">
+              <wp:anchor distT="0" distB="0" distL="114300" distR="114300" simplePos="0" relativeHeight="251696128" behindDoc="0" locked="0" layoutInCell="1" allowOverlap="1" wp14:anchorId="4560A09D" wp14:editId="26FE80A7">
                 <wp:simplePos x="0" y="0"/>
                 <wp:positionH relativeFrom="column">
                   <wp:posOffset>116840</wp:posOffset>
@@ -3090,7 +3088,7 @@
           </mc:Choice>
           <mc:Fallback>
             <w:pict>
-              <v:roundrect w14:anchorId="5620E2BA" id="Rounded Rectangle 16" o:spid="_x0000_s1026" style="position:absolute;margin-left:9.2pt;margin-top:21.75pt;width:499.5pt;height:207.75pt;z-index:251696128;visibility:visible;mso-wrap-style:square;mso-width-percent:0;mso-height-percent:0;mso-wrap-distance-left:9pt;mso-wrap-distance-top:0;mso-wrap-distance-right:9pt;mso-wrap-distance-bottom:0;mso-position-horizontal:absolute;mso-position-horizontal-relative:text;mso-position-vertical:absolute;mso-position-vertical-relative:text;mso-width-percent:0;mso-height-percent:0;mso-width-relative:page;mso-height-relative:page;v-text-anchor:top" arcsize="3453f" o:gfxdata="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" filled="f" strokeweight="4.25pt">
+              <v:roundrect w14:anchorId="3879FFED" id="Rounded Rectangle 16" o:spid="_x0000_s1026" style="position:absolute;margin-left:9.2pt;margin-top:21.75pt;width:499.5pt;height:207.75pt;z-index:251696128;visibility:visible;mso-wrap-style:square;mso-width-percent:0;mso-height-percent:0;mso-wrap-distance-left:9pt;mso-wrap-distance-top:0;mso-wrap-distance-right:9pt;mso-wrap-distance-bottom:0;mso-position-horizontal:absolute;mso-position-horizontal-relative:text;mso-position-vertical:absolute;mso-position-vertical-relative:text;mso-width-percent:0;mso-height-percent:0;mso-width-relative:page;mso-height-relative:page;v-text-anchor:top" arcsize="3453f" o:gfxdata="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" filled="f" strokeweight="4.25pt">
                 <v:stroke linestyle="thickBetweenThin"/>
               </v:roundrect>
             </w:pict>
@@ -4057,7 +4055,7 @@
           <w:szCs w:val="24"/>
         </w:rPr>
         <w:drawing>
-          <wp:anchor distT="0" distB="0" distL="114300" distR="114300" simplePos="0" relativeHeight="251665408" behindDoc="1" locked="0" layoutInCell="1" allowOverlap="1" wp14:anchorId="4041327B" wp14:editId="203A63FD">
+          <wp:anchor distT="0" distB="0" distL="114300" distR="114300" simplePos="0" relativeHeight="251665408" behindDoc="1" locked="0" layoutInCell="1" allowOverlap="1" wp14:anchorId="0C9A4370" wp14:editId="1519DF14">
             <wp:simplePos x="0" y="0"/>
             <wp:positionH relativeFrom="column">
               <wp:posOffset>592455</wp:posOffset>
@@ -4858,7 +4856,7 @@
         <mc:AlternateContent>
           <mc:Choice Requires="wps">
             <w:drawing>
-              <wp:anchor distT="0" distB="0" distL="114300" distR="114300" simplePos="0" relativeHeight="251667456" behindDoc="0" locked="0" layoutInCell="1" allowOverlap="1" wp14:anchorId="05F0F98F" wp14:editId="08A2A198">
+              <wp:anchor distT="0" distB="0" distL="114300" distR="114300" simplePos="0" relativeHeight="251667456" behindDoc="0" locked="0" layoutInCell="1" allowOverlap="1" wp14:anchorId="1C8FCF5F" wp14:editId="54131F77">
                 <wp:simplePos x="0" y="0"/>
                 <wp:positionH relativeFrom="column">
                   <wp:posOffset>221615</wp:posOffset>
@@ -4925,7 +4923,7 @@
           </mc:Choice>
           <mc:Fallback>
             <w:pict>
-              <v:roundrect w14:anchorId="68EE1C57" id="Rounded Rectangle 8" o:spid="_x0000_s1026" style="position:absolute;margin-left:17.45pt;margin-top:9.25pt;width:480.8pt;height:121.5pt;z-index:251667456;visibility:visible;mso-wrap-style:square;mso-width-percent:0;mso-height-percent:0;mso-wrap-distance-left:9pt;mso-wrap-distance-top:0;mso-wrap-distance-right:9pt;mso-wrap-distance-bottom:0;mso-position-horizontal:absolute;mso-position-horizontal-relative:text;mso-position-vertical:absolute;mso-position-vertical-relative:text;mso-width-percent:0;mso-height-percent:0;mso-width-relative:page;mso-height-relative:page;v-text-anchor:top" arcsize="3453f" o:gfxdata="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" filled="f" strokeweight="4.25pt">
+              <v:roundrect w14:anchorId="152B9F58" id="Rounded Rectangle 8" o:spid="_x0000_s1026" style="position:absolute;margin-left:17.45pt;margin-top:9.25pt;width:480.8pt;height:121.5pt;z-index:251667456;visibility:visible;mso-wrap-style:square;mso-width-percent:0;mso-height-percent:0;mso-wrap-distance-left:9pt;mso-wrap-distance-top:0;mso-wrap-distance-right:9pt;mso-wrap-distance-bottom:0;mso-position-horizontal:absolute;mso-position-horizontal-relative:text;mso-position-vertical:absolute;mso-position-vertical-relative:text;mso-width-percent:0;mso-height-percent:0;mso-width-relative:page;mso-height-relative:page;v-text-anchor:top" arcsize="3453f" o:gfxdata="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" filled="f" strokeweight="4.25pt">
                 <v:stroke linestyle="thickBetweenThin"/>
               </v:roundrect>
             </w:pict>
@@ -5832,7 +5830,7 @@
         <mc:AlternateContent>
           <mc:Choice Requires="wps">
             <w:drawing>
-              <wp:anchor distT="0" distB="0" distL="114300" distR="114300" simplePos="0" relativeHeight="251669504" behindDoc="0" locked="0" layoutInCell="1" allowOverlap="1" wp14:anchorId="02BD1943" wp14:editId="2B7ED344">
+              <wp:anchor distT="0" distB="0" distL="114300" distR="114300" simplePos="0" relativeHeight="251669504" behindDoc="0" locked="0" layoutInCell="1" allowOverlap="1" wp14:anchorId="7CAAFBA8" wp14:editId="46855DA8">
                 <wp:simplePos x="0" y="0"/>
                 <wp:positionH relativeFrom="column">
                   <wp:posOffset>212090</wp:posOffset>
@@ -5899,7 +5897,7 @@
           </mc:Choice>
           <mc:Fallback>
             <w:pict>
-              <v:roundrect w14:anchorId="7C9F1FF1" id="Rounded Rectangle 27" o:spid="_x0000_s1026" style="position:absolute;margin-left:16.7pt;margin-top:12.3pt;width:484.8pt;height:218.25pt;z-index:251669504;visibility:visible;mso-wrap-style:square;mso-width-percent:0;mso-height-percent:0;mso-wrap-distance-left:9pt;mso-wrap-distance-top:0;mso-wrap-distance-right:9pt;mso-wrap-distance-bottom:0;mso-position-horizontal:absolute;mso-position-horizontal-relative:text;mso-position-vertical:absolute;mso-position-vertical-relative:text;mso-width-percent:0;mso-height-percent:0;mso-width-relative:page;mso-height-relative:page;v-text-anchor:top" arcsize="3453f" o:gfxdata="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" filled="f" strokeweight="4.25pt">
+              <v:roundrect w14:anchorId="26F76745" id="Rounded Rectangle 27" o:spid="_x0000_s1026" style="position:absolute;margin-left:16.7pt;margin-top:12.3pt;width:484.8pt;height:218.25pt;z-index:251669504;visibility:visible;mso-wrap-style:square;mso-width-percent:0;mso-height-percent:0;mso-wrap-distance-left:9pt;mso-wrap-distance-top:0;mso-wrap-distance-right:9pt;mso-wrap-distance-bottom:0;mso-position-horizontal:absolute;mso-position-horizontal-relative:text;mso-position-vertical:absolute;mso-position-vertical-relative:text;mso-width-percent:0;mso-height-percent:0;mso-width-relative:page;mso-height-relative:page;v-text-anchor:top" arcsize="3453f" o:gfxdata="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" filled="f" strokeweight="4.25pt">
                 <v:stroke linestyle="thickBetweenThin"/>
               </v:roundrect>
             </w:pict>
@@ -6812,7 +6810,7 @@
         <mc:AlternateContent>
           <mc:Choice Requires="wps">
             <w:drawing>
-              <wp:anchor distT="0" distB="0" distL="114300" distR="114300" simplePos="0" relativeHeight="251671552" behindDoc="0" locked="0" layoutInCell="1" allowOverlap="1" wp14:anchorId="75F38C5D" wp14:editId="1B5CD01C">
+              <wp:anchor distT="0" distB="0" distL="114300" distR="114300" simplePos="0" relativeHeight="251671552" behindDoc="0" locked="0" layoutInCell="1" allowOverlap="1" wp14:anchorId="0566D92A" wp14:editId="55A5DFA5">
                 <wp:simplePos x="0" y="0"/>
                 <wp:positionH relativeFrom="column">
                   <wp:posOffset>193040</wp:posOffset>
@@ -6879,7 +6877,7 @@
           </mc:Choice>
           <mc:Fallback>
             <w:pict>
-              <v:roundrect w14:anchorId="5B214B6F" id="Rounded Rectangle 28" o:spid="_x0000_s1026" style="position:absolute;margin-left:15.2pt;margin-top:11.3pt;width:492.05pt;height:222pt;z-index:251671552;visibility:visible;mso-wrap-style:square;mso-width-percent:0;mso-height-percent:0;mso-wrap-distance-left:9pt;mso-wrap-distance-top:0;mso-wrap-distance-right:9pt;mso-wrap-distance-bottom:0;mso-position-horizontal:absolute;mso-position-horizontal-relative:text;mso-position-vertical:absolute;mso-position-vertical-relative:text;mso-width-percent:0;mso-height-percent:0;mso-width-relative:page;mso-height-relative:page;v-text-anchor:top" arcsize="3453f" o:gfxdata="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" filled="f" strokeweight="4.25pt">
+              <v:roundrect w14:anchorId="3973FEDB" id="Rounded Rectangle 28" o:spid="_x0000_s1026" style="position:absolute;margin-left:15.2pt;margin-top:11.3pt;width:492.05pt;height:222pt;z-index:251671552;visibility:visible;mso-wrap-style:square;mso-width-percent:0;mso-height-percent:0;mso-wrap-distance-left:9pt;mso-wrap-distance-top:0;mso-wrap-distance-right:9pt;mso-wrap-distance-bottom:0;mso-position-horizontal:absolute;mso-position-horizontal-relative:text;mso-position-vertical:absolute;mso-position-vertical-relative:text;mso-width-percent:0;mso-height-percent:0;mso-width-relative:page;mso-height-relative:page;v-text-anchor:top" arcsize="3453f" o:gfxdata="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" filled="f" strokeweight="4.25pt">
                 <v:stroke linestyle="thickBetweenThin"/>
               </v:roundrect>
             </w:pict>
@@ -8354,7 +8352,7 @@
         <mc:AlternateContent>
           <mc:Choice Requires="wps">
             <w:drawing>
-              <wp:anchor distT="0" distB="0" distL="114300" distR="114300" simplePos="0" relativeHeight="251673600" behindDoc="0" locked="0" layoutInCell="1" allowOverlap="1" wp14:anchorId="2EA66336" wp14:editId="4038CD7B">
+              <wp:anchor distT="0" distB="0" distL="114300" distR="114300" simplePos="0" relativeHeight="251673600" behindDoc="0" locked="0" layoutInCell="1" allowOverlap="1" wp14:anchorId="5781B068" wp14:editId="25595C1A">
                 <wp:simplePos x="0" y="0"/>
                 <wp:positionH relativeFrom="column">
                   <wp:posOffset>154940</wp:posOffset>
@@ -8421,7 +8419,7 @@
           </mc:Choice>
           <mc:Fallback>
             <w:pict>
-              <v:roundrect w14:anchorId="3769DB54" id="Rounded Rectangle 29" o:spid="_x0000_s1026" style="position:absolute;margin-left:12.2pt;margin-top:13.4pt;width:363.75pt;height:235.5pt;z-index:251673600;visibility:visible;mso-wrap-style:square;mso-width-percent:0;mso-height-percent:0;mso-wrap-distance-left:9pt;mso-wrap-distance-top:0;mso-wrap-distance-right:9pt;mso-wrap-distance-bottom:0;mso-position-horizontal:absolute;mso-position-horizontal-relative:text;mso-position-vertical:absolute;mso-position-vertical-relative:text;mso-width-percent:0;mso-height-percent:0;mso-width-relative:page;mso-height-relative:page;v-text-anchor:top" arcsize="3453f" o:gfxdata="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" filled="f" strokeweight="4.25pt">
+              <v:roundrect w14:anchorId="36499FA0" id="Rounded Rectangle 29" o:spid="_x0000_s1026" style="position:absolute;margin-left:12.2pt;margin-top:13.4pt;width:363.75pt;height:235.5pt;z-index:251673600;visibility:visible;mso-wrap-style:square;mso-width-percent:0;mso-height-percent:0;mso-wrap-distance-left:9pt;mso-wrap-distance-top:0;mso-wrap-distance-right:9pt;mso-wrap-distance-bottom:0;mso-position-horizontal:absolute;mso-position-horizontal-relative:text;mso-position-vertical:absolute;mso-position-vertical-relative:text;mso-width-percent:0;mso-height-percent:0;mso-width-relative:page;mso-height-relative:page;v-text-anchor:top" arcsize="3453f" o:gfxdata="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" filled="f" strokeweight="4.25pt">
                 <v:stroke linestyle="thickBetweenThin"/>
               </v:roundrect>
             </w:pict>
@@ -9658,7 +9656,7 @@
         <mc:AlternateContent>
           <mc:Choice Requires="wps">
             <w:drawing>
-              <wp:anchor distT="0" distB="0" distL="114300" distR="114300" simplePos="0" relativeHeight="251677696" behindDoc="0" locked="0" layoutInCell="1" allowOverlap="1" wp14:anchorId="5F36320B" wp14:editId="3D2AC03D">
+              <wp:anchor distT="0" distB="0" distL="114300" distR="114300" simplePos="0" relativeHeight="251677696" behindDoc="0" locked="0" layoutInCell="1" allowOverlap="1" wp14:anchorId="702F0E82" wp14:editId="584C92DA">
                 <wp:simplePos x="0" y="0"/>
                 <wp:positionH relativeFrom="column">
                   <wp:posOffset>154940</wp:posOffset>
@@ -9725,7 +9723,7 @@
           </mc:Choice>
           <mc:Fallback>
             <w:pict>
-              <v:roundrect w14:anchorId="6EA897AF" id="Rounded Rectangle 32" o:spid="_x0000_s1026" style="position:absolute;margin-left:12.2pt;margin-top:6pt;width:487.5pt;height:116.25pt;z-index:251677696;visibility:visible;mso-wrap-style:square;mso-width-percent:0;mso-height-percent:0;mso-wrap-distance-left:9pt;mso-wrap-distance-top:0;mso-wrap-distance-right:9pt;mso-wrap-distance-bottom:0;mso-position-horizontal:absolute;mso-position-horizontal-relative:text;mso-position-vertical:absolute;mso-position-vertical-relative:text;mso-width-percent:0;mso-height-percent:0;mso-width-relative:page;mso-height-relative:page;v-text-anchor:top" arcsize="3453f" o:gfxdata="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" filled="f" strokeweight="4.25pt">
+              <v:roundrect w14:anchorId="0F18BBDB" id="Rounded Rectangle 32" o:spid="_x0000_s1026" style="position:absolute;margin-left:12.2pt;margin-top:6pt;width:487.5pt;height:116.25pt;z-index:251677696;visibility:visible;mso-wrap-style:square;mso-width-percent:0;mso-height-percent:0;mso-wrap-distance-left:9pt;mso-wrap-distance-top:0;mso-wrap-distance-right:9pt;mso-wrap-distance-bottom:0;mso-position-horizontal:absolute;mso-position-horizontal-relative:text;mso-position-vertical:absolute;mso-position-vertical-relative:text;mso-width-percent:0;mso-height-percent:0;mso-width-relative:page;mso-height-relative:page;v-text-anchor:top" arcsize="3453f" o:gfxdata="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" filled="f" strokeweight="4.25pt">
                 <v:stroke linestyle="thickBetweenThin"/>
               </v:roundrect>
             </w:pict>
@@ -10334,7 +10332,7 @@
         <mc:AlternateContent>
           <mc:Choice Requires="wps">
             <w:drawing>
-              <wp:anchor distT="0" distB="0" distL="114300" distR="114300" simplePos="0" relativeHeight="251687936" behindDoc="0" locked="0" layoutInCell="1" allowOverlap="1" wp14:anchorId="7F352E1E" wp14:editId="3637322E">
+              <wp:anchor distT="0" distB="0" distL="114300" distR="114300" simplePos="0" relativeHeight="251687936" behindDoc="0" locked="0" layoutInCell="1" allowOverlap="1" wp14:anchorId="0CAA9854" wp14:editId="07A28DE9">
                 <wp:simplePos x="0" y="0"/>
                 <wp:positionH relativeFrom="column">
                   <wp:posOffset>135890</wp:posOffset>
@@ -10401,7 +10399,7 @@
           </mc:Choice>
           <mc:Fallback>
             <w:pict>
-              <v:roundrect w14:anchorId="7E98D9FB" id="Rounded Rectangle 12" o:spid="_x0000_s1026" style="position:absolute;margin-left:10.7pt;margin-top:9.65pt;width:492.35pt;height:147pt;z-index:251687936;visibility:visible;mso-wrap-style:square;mso-width-percent:0;mso-height-percent:0;mso-wrap-distance-left:9pt;mso-wrap-distance-top:0;mso-wrap-distance-right:9pt;mso-wrap-distance-bottom:0;mso-position-horizontal:absolute;mso-position-horizontal-relative:text;mso-position-vertical:absolute;mso-position-vertical-relative:text;mso-width-percent:0;mso-height-percent:0;mso-width-relative:page;mso-height-relative:page;v-text-anchor:top" arcsize="3453f" o:gfxdata="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" filled="f" strokeweight="4.25pt">
+              <v:roundrect w14:anchorId="1A95B07E" id="Rounded Rectangle 12" o:spid="_x0000_s1026" style="position:absolute;margin-left:10.7pt;margin-top:9.65pt;width:492.35pt;height:147pt;z-index:251687936;visibility:visible;mso-wrap-style:square;mso-width-percent:0;mso-height-percent:0;mso-wrap-distance-left:9pt;mso-wrap-distance-top:0;mso-wrap-distance-right:9pt;mso-wrap-distance-bottom:0;mso-position-horizontal:absolute;mso-position-horizontal-relative:text;mso-position-vertical:absolute;mso-position-vertical-relative:text;mso-width-percent:0;mso-height-percent:0;mso-width-relative:page;mso-height-relative:page;v-text-anchor:top" arcsize="3453f" o:gfxdata="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" filled="f" strokeweight="4.25pt">
                 <v:stroke linestyle="thickBetweenThin"/>
               </v:roundrect>
             </w:pict>
@@ -11580,7 +11578,7 @@
           <w:lang w:val="en-US" w:eastAsia="en-US"/>
         </w:rPr>
         <w:drawing>
-          <wp:anchor distT="0" distB="0" distL="114300" distR="114300" simplePos="0" relativeHeight="251697152" behindDoc="0" locked="0" layoutInCell="1" allowOverlap="1" wp14:anchorId="7250D3CB" wp14:editId="21DA156C">
+          <wp:anchor distT="0" distB="0" distL="114300" distR="114300" simplePos="0" relativeHeight="251697152" behindDoc="0" locked="0" layoutInCell="1" allowOverlap="1" wp14:anchorId="022ACA63" wp14:editId="3EA2E7EB">
             <wp:simplePos x="0" y="0"/>
             <wp:positionH relativeFrom="column">
               <wp:posOffset>382905</wp:posOffset>
@@ -11828,7 +11826,7 @@
         <mc:AlternateContent>
           <mc:Choice Requires="wps">
             <w:drawing>
-              <wp:anchor distT="0" distB="0" distL="114300" distR="114300" simplePos="0" relativeHeight="251679744" behindDoc="0" locked="0" layoutInCell="1" allowOverlap="1" wp14:anchorId="4674A1AE" wp14:editId="036B7B10">
+              <wp:anchor distT="0" distB="0" distL="114300" distR="114300" simplePos="0" relativeHeight="251679744" behindDoc="0" locked="0" layoutInCell="1" allowOverlap="1" wp14:anchorId="0AA805CF" wp14:editId="6AF37BBC">
                 <wp:simplePos x="0" y="0"/>
                 <wp:positionH relativeFrom="column">
                   <wp:posOffset>678815</wp:posOffset>
@@ -11895,7 +11893,7 @@
           </mc:Choice>
           <mc:Fallback>
             <w:pict>
-              <v:shapetype w14:anchorId="049F0F46" id="_x0000_t98" coordsize="21600,21600" o:spt="98" adj="2700" path="m0@5qy@2@1l@0@1@0@2qy@7,,21600@2l21600@9qy@7@10l@1@10@1@11qy@2,21600,0@11xem0@5nfqy@2@6@1@5@3@4@2@5l@2@6em@1@5nfl@1@10em21600@2nfqy@7@1l@0@1em@0@2nfqy@8@3@7@2l@7@1e">
+              <v:shapetype w14:anchorId="5D33A6C3" id="_x0000_t98" coordsize="21600,21600" o:spt="98" adj="2700" path="m0@5qy@2@1l@0@1@0@2qy@7,,21600@2l21600@9qy@7@10l@1@10@1@11qy@2,21600,0@11xem0@5nfqy@2@6@1@5@3@4@2@5l@2@6em@1@5nfl@1@10em21600@2nfqy@7@1l@0@1em@0@2nfqy@8@3@7@2l@7@1e">
                 <v:formulas>
                   <v:f eqn="sum width 0 #0"/>
                   <v:f eqn="val #0"/>
@@ -11919,7 +11917,7 @@
                 </v:handles>
                 <o:complex v:ext="view"/>
               </v:shapetype>
-              <v:shape id="Horizontal Scroll 6" o:spid="_x0000_s1026" type="#_x0000_t98" style="position:absolute;margin-left:53.45pt;margin-top:2.9pt;width:314.85pt;height:199.5pt;z-index:251679744;visibility:visible;mso-wrap-style:square;mso-width-percent:0;mso-height-percent:0;mso-wrap-distance-left:9pt;mso-wrap-distance-top:0;mso-wrap-distance-right:9pt;mso-wrap-distance-bottom:0;mso-position-horizontal:absolute;mso-position-horizontal-relative:text;mso-position-vertical:absolute;mso-position-vertical-relative:text;mso-width-percent:0;mso-height-percent:0;mso-width-relative:page;mso-height-relative:page;v-text-anchor:top" o:gfxdata="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" adj="1760" filled="f" strokeweight="4.25pt">
+              <v:shape id="Horizontal Scroll 6" o:spid="_x0000_s1026" type="#_x0000_t98" style="position:absolute;margin-left:53.45pt;margin-top:2.9pt;width:314.85pt;height:199.5pt;z-index:251679744;visibility:visible;mso-wrap-style:square;mso-width-percent:0;mso-height-percent:0;mso-wrap-distance-left:9pt;mso-wrap-distance-top:0;mso-wrap-distance-right:9pt;mso-wrap-distance-bottom:0;mso-position-horizontal:absolute;mso-position-horizontal-relative:text;mso-position-vertical:absolute;mso-position-vertical-relative:text;mso-width-percent:0;mso-height-percent:0;mso-width-relative:page;mso-height-relative:page;v-text-anchor:top" o:gfxdata="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" adj="1760" filled="f" strokeweight="4.25pt">
                 <v:stroke linestyle="thickBetweenThin"/>
               </v:shape>
             </w:pict>
@@ -12854,7 +12852,7 @@
         <mc:AlternateContent>
           <mc:Choice Requires="wps">
             <w:drawing>
-              <wp:anchor distT="0" distB="0" distL="114300" distR="114300" simplePos="0" relativeHeight="251681792" behindDoc="0" locked="0" layoutInCell="1" allowOverlap="1" wp14:anchorId="038C17CF" wp14:editId="307A2549">
+              <wp:anchor distT="0" distB="0" distL="114300" distR="114300" simplePos="0" relativeHeight="251681792" behindDoc="0" locked="0" layoutInCell="1" allowOverlap="1" wp14:anchorId="19DEDB94" wp14:editId="159A6F0C">
                 <wp:simplePos x="0" y="0"/>
                 <wp:positionH relativeFrom="column">
                   <wp:posOffset>1145540</wp:posOffset>
@@ -12919,7 +12917,7 @@
           </mc:Choice>
           <mc:Fallback>
             <w:pict>
-              <v:shapetype w14:anchorId="1B1D6BC5" id="_x0000_t65" coordsize="21600,21600" o:spt="65" adj="18900" path="m,l,21600@0,21600,21600@0,21600,xem@0,21600nfl@3@5c@7@9@11@13,21600@0e">
+              <v:shapetype w14:anchorId="7DBDF276" id="_x0000_t65" coordsize="21600,21600" o:spt="65" adj="18900" path="m,l,21600@0,21600,21600@0,21600,xem@0,21600nfl@3@5c@7@9@11@13,21600@0e">
                 <v:formulas>
                   <v:f eqn="val #0"/>
                   <v:f eqn="sum 21600 0 @0"/>
@@ -12942,7 +12940,7 @@
                 </v:handles>
                 <o:complex v:ext="view"/>
               </v:shapetype>
-              <v:shape id="Folded Corner 7" o:spid="_x0000_s1026" type="#_x0000_t65" style="position:absolute;margin-left:90.2pt;margin-top:4.25pt;width:307.75pt;height:131.5pt;z-index:251681792;visibility:visible;mso-wrap-style:square;mso-width-percent:0;mso-height-percent:0;mso-wrap-distance-left:9pt;mso-wrap-distance-top:0;mso-wrap-distance-right:9pt;mso-wrap-distance-bottom:0;mso-position-horizontal:absolute;mso-position-horizontal-relative:text;mso-position-vertical:absolute;mso-position-vertical-relative:text;mso-width-percent:0;mso-height-percent:0;mso-width-relative:page;mso-height-relative:page;v-text-anchor:top" o:gfxdata="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" adj="18000" filled="f" strokeweight="4.25pt">
+              <v:shape id="Folded Corner 7" o:spid="_x0000_s1026" type="#_x0000_t65" style="position:absolute;margin-left:90.2pt;margin-top:4.25pt;width:307.75pt;height:131.5pt;z-index:251681792;visibility:visible;mso-wrap-style:square;mso-width-percent:0;mso-height-percent:0;mso-wrap-distance-left:9pt;mso-wrap-distance-top:0;mso-wrap-distance-right:9pt;mso-wrap-distance-bottom:0;mso-position-horizontal:absolute;mso-position-horizontal-relative:text;mso-position-vertical:absolute;mso-position-vertical-relative:text;mso-width-percent:0;mso-height-percent:0;mso-width-relative:page;mso-height-relative:page;v-text-anchor:top" o:gfxdata="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" adj="18000" filled="f" strokeweight="4.25pt">
                 <v:stroke linestyle="thickBetweenThin"/>
               </v:shape>
             </w:pict>
@@ -13266,7 +13264,7 @@
         <mc:AlternateContent>
           <mc:Choice Requires="wps">
             <w:drawing>
-              <wp:anchor distT="0" distB="0" distL="114300" distR="114300" simplePos="0" relativeHeight="251692032" behindDoc="0" locked="0" layoutInCell="1" allowOverlap="1" wp14:anchorId="1364A500" wp14:editId="171ABFD4">
+              <wp:anchor distT="0" distB="0" distL="114300" distR="114300" simplePos="0" relativeHeight="251692032" behindDoc="0" locked="0" layoutInCell="1" allowOverlap="1" wp14:anchorId="60A2CE43" wp14:editId="60CFD54D">
                 <wp:simplePos x="0" y="0"/>
                 <wp:positionH relativeFrom="column">
                   <wp:posOffset>238539</wp:posOffset>
@@ -13331,7 +13329,7 @@
           </mc:Choice>
           <mc:Fallback>
             <w:pict>
-              <v:shape w14:anchorId="734E6ECD" id="Folded Corner 9" o:spid="_x0000_s1026" type="#_x0000_t65" style="position:absolute;margin-left:18.8pt;margin-top:8.15pt;width:386.9pt;height:55.7pt;z-index:251692032;visibility:visible;mso-wrap-style:square;mso-width-percent:0;mso-height-percent:0;mso-wrap-distance-left:9pt;mso-wrap-distance-top:0;mso-wrap-distance-right:9pt;mso-wrap-distance-bottom:0;mso-position-horizontal:absolute;mso-position-horizontal-relative:text;mso-position-vertical:absolute;mso-position-vertical-relative:text;mso-width-percent:0;mso-height-percent:0;mso-width-relative:page;mso-height-relative:page;v-text-anchor:top" o:gfxdata="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" adj="18000" filled="f" strokeweight="4.25pt">
+              <v:shape w14:anchorId="63DC610F" id="Folded Corner 9" o:spid="_x0000_s1026" type="#_x0000_t65" style="position:absolute;margin-left:18.8pt;margin-top:8.15pt;width:386.9pt;height:55.7pt;z-index:251692032;visibility:visible;mso-wrap-style:square;mso-width-percent:0;mso-height-percent:0;mso-wrap-distance-left:9pt;mso-wrap-distance-top:0;mso-wrap-distance-right:9pt;mso-wrap-distance-bottom:0;mso-position-horizontal:absolute;mso-position-horizontal-relative:text;mso-position-vertical:absolute;mso-position-vertical-relative:text;mso-width-percent:0;mso-height-percent:0;mso-width-relative:page;mso-height-relative:page;v-text-anchor:top" o:gfxdata="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" adj="18000" filled="f" strokeweight="4.25pt">
                 <v:stroke linestyle="thickBetweenThin"/>
               </v:shape>
             </w:pict>
@@ -13938,7 +13936,7 @@
         <mc:AlternateContent>
           <mc:Choice Requires="wps">
             <w:drawing>
-              <wp:anchor distT="0" distB="0" distL="114300" distR="114300" simplePos="0" relativeHeight="251685888" behindDoc="0" locked="0" layoutInCell="1" allowOverlap="1" wp14:anchorId="783DDEC9" wp14:editId="7898BCC0">
+              <wp:anchor distT="0" distB="0" distL="114300" distR="114300" simplePos="0" relativeHeight="251685888" behindDoc="0" locked="0" layoutInCell="1" allowOverlap="1" wp14:anchorId="2036D992" wp14:editId="73456D69">
                 <wp:simplePos x="0" y="0"/>
                 <wp:positionH relativeFrom="column">
                   <wp:posOffset>650240</wp:posOffset>
@@ -14003,7 +14001,7 @@
           </mc:Choice>
           <mc:Fallback>
             <w:pict>
-              <v:shape w14:anchorId="02132558" id="Folded Corner 11" o:spid="_x0000_s1026" type="#_x0000_t65" style="position:absolute;margin-left:51.2pt;margin-top:3.8pt;width:445.5pt;height:145.5pt;z-index:251685888;visibility:visible;mso-wrap-style:square;mso-width-percent:0;mso-height-percent:0;mso-wrap-distance-left:9pt;mso-wrap-distance-top:0;mso-wrap-distance-right:9pt;mso-wrap-distance-bottom:0;mso-position-horizontal:absolute;mso-position-horizontal-relative:text;mso-position-vertical:absolute;mso-position-vertical-relative:text;mso-width-percent:0;mso-height-percent:0;mso-width-relative:page;mso-height-relative:page;v-text-anchor:top" o:gfxdata="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" adj="18000" filled="f" strokeweight="4.25pt">
+              <v:shape w14:anchorId="4EF035FE" id="Folded Corner 11" o:spid="_x0000_s1026" type="#_x0000_t65" style="position:absolute;margin-left:51.2pt;margin-top:3.8pt;width:445.5pt;height:145.5pt;z-index:251685888;visibility:visible;mso-wrap-style:square;mso-width-percent:0;mso-height-percent:0;mso-wrap-distance-left:9pt;mso-wrap-distance-top:0;mso-wrap-distance-right:9pt;mso-wrap-distance-bottom:0;mso-position-horizontal:absolute;mso-position-horizontal-relative:text;mso-position-vertical:absolute;mso-position-vertical-relative:text;mso-width-percent:0;mso-height-percent:0;mso-width-relative:page;mso-height-relative:page;v-text-anchor:top" o:gfxdata="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" adj="18000" filled="f" strokeweight="4.25pt">
                 <v:stroke linestyle="thickBetweenThin"/>
               </v:shape>
             </w:pict>
@@ -15237,7 +15235,7 @@
 </file>
 
 <file path=word/endnotes.xml><?xml version="1.0" encoding="utf-8"?>
-<w:endnotes xmlns:wpc="http://schemas.microsoft.com/office/word/2010/wordprocessingCanvas" xmlns:cx="http://schemas.microsoft.com/office/drawing/2014/chartex" xmlns:cx1="http://schemas.microsoft.com/office/drawing/2015/9/8/chartex" xmlns:mc="http://schemas.openxmlformats.org/markup-compatibility/2006" xmlns:o="urn:schemas-microsoft-com:office:office" xmlns:r="http://schemas.openxmlformats.org/officeDocument/2006/relationships" xmlns:m="http://schemas.openxmlformats.org/officeDocument/2006/math" xmlns:v="urn:schemas-microsoft-com:vml" xmlns:wp14="http://schemas.microsoft.com/office/word/2010/wordprocessingDrawing" xmlns:wp="http://schemas.openxmlformats.org/drawingml/2006/wordprocessingDrawing" xmlns:w10="urn:schemas-microsoft-com:office:word" xmlns:w="http://schemas.openxmlformats.org/wordprocessingml/2006/main" xmlns:w14="http://schemas.microsoft.com/office/word/2010/wordml" xmlns:w15="http://schemas.microsoft.com/office/word/2012/wordml" xmlns:w16se="http://schemas.microsoft.com/office/word/2015/wordml/symex" xmlns:wpg="http://schemas.microsoft.com/office/word/2010/wordprocessingGroup" xmlns:wpi="http://schemas.microsoft.com/office/word/2010/wordprocessingInk" xmlns:wne="http://schemas.microsoft.com/office/word/2006/wordml" xmlns:wps="http://schemas.microsoft.com/office/word/2010/wordprocessingShape" mc:Ignorable="w14 w15 w16se wp14">
+<w:endnotes xmlns:wpc="http://schemas.microsoft.com/office/word/2010/wordprocessingCanvas" xmlns:cx="http://schemas.microsoft.com/office/drawing/2014/chartex" xmlns:cx1="http://schemas.microsoft.com/office/drawing/2015/9/8/chartex" xmlns:cx2="http://schemas.microsoft.com/office/drawing/2015/10/21/chartex" xmlns:cx3="http://schemas.microsoft.com/office/drawing/2016/5/9/chartex" xmlns:cx4="http://schemas.microsoft.com/office/drawing/2016/5/10/chartex" xmlns:cx5="http://schemas.microsoft.com/office/drawing/2016/5/11/chartex" xmlns:cx6="http://schemas.microsoft.com/office/drawing/2016/5/12/chartex" xmlns:cx7="http://schemas.microsoft.com/office/drawing/2016/5/13/chartex" xmlns:cx8="http://schemas.microsoft.com/office/drawing/2016/5/14/chartex" xmlns:mc="http://schemas.openxmlformats.org/markup-compatibility/2006" xmlns:aink="http://schemas.microsoft.com/office/drawing/2016/ink" xmlns:am3d="http://schemas.microsoft.com/office/drawing/2017/model3d" xmlns:o="urn:schemas-microsoft-com:office:office" xmlns:r="http://schemas.openxmlformats.org/officeDocument/2006/relationships" xmlns:m="http://schemas.openxmlformats.org/officeDocument/2006/math" xmlns:v="urn:schemas-microsoft-com:vml" xmlns:wp14="http://schemas.microsoft.com/office/word/2010/wordprocessingDrawing" xmlns:wp="http://schemas.openxmlformats.org/drawingml/2006/wordprocessingDrawing" xmlns:w10="urn:schemas-microsoft-com:office:word" xmlns:w="http://schemas.openxmlformats.org/wordprocessingml/2006/main" xmlns:w14="http://schemas.microsoft.com/office/word/2010/wordml" xmlns:w15="http://schemas.microsoft.com/office/word/2012/wordml" xmlns:w16cex="http://schemas.microsoft.com/office/word/2018/wordml/cex" xmlns:w16cid="http://schemas.microsoft.com/office/word/2016/wordml/cid" xmlns:w16="http://schemas.microsoft.com/office/word/2018/wordml" xmlns:w16se="http://schemas.microsoft.com/office/word/2015/wordml/symex" xmlns:wpg="http://schemas.microsoft.com/office/word/2010/wordprocessingGroup" xmlns:wpi="http://schemas.microsoft.com/office/word/2010/wordprocessingInk" xmlns:wne="http://schemas.microsoft.com/office/word/2006/wordml" xmlns:wps="http://schemas.microsoft.com/office/word/2010/wordprocessingShape" mc:Ignorable="w14 w15 w16se w16cid w16 w16cex wp14">
   <w:endnote w:type="separator" w:id="-1">
     <w:p>
       <w:r>
@@ -15256,7 +15254,7 @@
 </file>
 
 <file path=word/footer1.xml><?xml version="1.0" encoding="utf-8"?>
-<w:ftr xmlns:wpc="http://schemas.microsoft.com/office/word/2010/wordprocessingCanvas" xmlns:cx="http://schemas.microsoft.com/office/drawing/2014/chartex" xmlns:cx1="http://schemas.microsoft.com/office/drawing/2015/9/8/chartex" xmlns:mc="http://schemas.openxmlformats.org/markup-compatibility/2006" xmlns:o="urn:schemas-microsoft-com:office:office" xmlns:r="http://schemas.openxmlformats.org/officeDocument/2006/relationships" xmlns:m="http://schemas.openxmlformats.org/officeDocument/2006/math" xmlns:v="urn:schemas-microsoft-com:vml" xmlns:wp14="http://schemas.microsoft.com/office/word/2010/wordprocessingDrawing" xmlns:wp="http://schemas.openxmlformats.org/drawingml/2006/wordprocessingDrawing" xmlns:w10="urn:schemas-microsoft-com:office:word" xmlns:w="http://schemas.openxmlformats.org/wordprocessingml/2006/main" xmlns:w14="http://schemas.microsoft.com/office/word/2010/wordml" xmlns:w15="http://schemas.microsoft.com/office/word/2012/wordml" xmlns:w16se="http://schemas.microsoft.com/office/word/2015/wordml/symex" xmlns:wpg="http://schemas.microsoft.com/office/word/2010/wordprocessingGroup" xmlns:wpi="http://schemas.microsoft.com/office/word/2010/wordprocessingInk" xmlns:wne="http://schemas.microsoft.com/office/word/2006/wordml" xmlns:wps="http://schemas.microsoft.com/office/word/2010/wordprocessingShape" mc:Ignorable="w14 w15 w16se wp14">
+<w:ftr xmlns:wpc="http://schemas.microsoft.com/office/word/2010/wordprocessingCanvas" xmlns:cx="http://schemas.microsoft.com/office/drawing/2014/chartex" xmlns:cx1="http://schemas.microsoft.com/office/drawing/2015/9/8/chartex" xmlns:cx2="http://schemas.microsoft.com/office/drawing/2015/10/21/chartex" xmlns:cx3="http://schemas.microsoft.com/office/drawing/2016/5/9/chartex" xmlns:cx4="http://schemas.microsoft.com/office/drawing/2016/5/10/chartex" xmlns:cx5="http://schemas.microsoft.com/office/drawing/2016/5/11/chartex" xmlns:cx6="http://schemas.microsoft.com/office/drawing/2016/5/12/chartex" xmlns:cx7="http://schemas.microsoft.com/office/drawing/2016/5/13/chartex" xmlns:cx8="http://schemas.microsoft.com/office/drawing/2016/5/14/chartex" xmlns:mc="http://schemas.openxmlformats.org/markup-compatibility/2006" xmlns:aink="http://schemas.microsoft.com/office/drawing/2016/ink" xmlns:am3d="http://schemas.microsoft.com/office/drawing/2017/model3d" xmlns:o="urn:schemas-microsoft-com:office:office" xmlns:r="http://schemas.openxmlformats.org/officeDocument/2006/relationships" xmlns:m="http://schemas.openxmlformats.org/officeDocument/2006/math" xmlns:v="urn:schemas-microsoft-com:vml" xmlns:wp14="http://schemas.microsoft.com/office/word/2010/wordprocessingDrawing" xmlns:wp="http://schemas.openxmlformats.org/drawingml/2006/wordprocessingDrawing" xmlns:w10="urn:schemas-microsoft-com:office:word" xmlns:w="http://schemas.openxmlformats.org/wordprocessingml/2006/main" xmlns:w14="http://schemas.microsoft.com/office/word/2010/wordml" xmlns:w15="http://schemas.microsoft.com/office/word/2012/wordml" xmlns:w16cex="http://schemas.microsoft.com/office/word/2018/wordml/cex" xmlns:w16cid="http://schemas.microsoft.com/office/word/2016/wordml/cid" xmlns:w16="http://schemas.microsoft.com/office/word/2018/wordml" xmlns:w16se="http://schemas.microsoft.com/office/word/2015/wordml/symex" xmlns:wpg="http://schemas.microsoft.com/office/word/2010/wordprocessingGroup" xmlns:wpi="http://schemas.microsoft.com/office/word/2010/wordprocessingInk" xmlns:wne="http://schemas.microsoft.com/office/word/2006/wordml" xmlns:wps="http://schemas.microsoft.com/office/word/2010/wordprocessingShape" mc:Ignorable="w14 w15 w16se w16cid w16 w16cex wp14">
   <w:sdt>
     <w:sdtPr>
       <w:id w:val="-995948763"/>
@@ -15369,7 +15367,7 @@
 </file>
 
 <file path=word/footer2.xml><?xml version="1.0" encoding="utf-8"?>
-<w:ftr xmlns:wpc="http://schemas.microsoft.com/office/word/2010/wordprocessingCanvas" xmlns:cx="http://schemas.microsoft.com/office/drawing/2014/chartex" xmlns:cx1="http://schemas.microsoft.com/office/drawing/2015/9/8/chartex" xmlns:mc="http://schemas.openxmlformats.org/markup-compatibility/2006" xmlns:o="urn:schemas-microsoft-com:office:office" xmlns:r="http://schemas.openxmlformats.org/officeDocument/2006/relationships" xmlns:m="http://schemas.openxmlformats.org/officeDocument/2006/math" xmlns:v="urn:schemas-microsoft-com:vml" xmlns:wp14="http://schemas.microsoft.com/office/word/2010/wordprocessingDrawing" xmlns:wp="http://schemas.openxmlformats.org/drawingml/2006/wordprocessingDrawing" xmlns:w10="urn:schemas-microsoft-com:office:word" xmlns:w="http://schemas.openxmlformats.org/wordprocessingml/2006/main" xmlns:w14="http://schemas.microsoft.com/office/word/2010/wordml" xmlns:w15="http://schemas.microsoft.com/office/word/2012/wordml" xmlns:w16se="http://schemas.microsoft.com/office/word/2015/wordml/symex" xmlns:wpg="http://schemas.microsoft.com/office/word/2010/wordprocessingGroup" xmlns:wpi="http://schemas.microsoft.com/office/word/2010/wordprocessingInk" xmlns:wne="http://schemas.microsoft.com/office/word/2006/wordml" xmlns:wps="http://schemas.microsoft.com/office/word/2010/wordprocessingShape" mc:Ignorable="w14 w15 w16se wp14">
+<w:ftr xmlns:wpc="http://schemas.microsoft.com/office/word/2010/wordprocessingCanvas" xmlns:cx="http://schemas.microsoft.com/office/drawing/2014/chartex" xmlns:cx1="http://schemas.microsoft.com/office/drawing/2015/9/8/chartex" xmlns:cx2="http://schemas.microsoft.com/office/drawing/2015/10/21/chartex" xmlns:cx3="http://schemas.microsoft.com/office/drawing/2016/5/9/chartex" xmlns:cx4="http://schemas.microsoft.com/office/drawing/2016/5/10/chartex" xmlns:cx5="http://schemas.microsoft.com/office/drawing/2016/5/11/chartex" xmlns:cx6="http://schemas.microsoft.com/office/drawing/2016/5/12/chartex" xmlns:cx7="http://schemas.microsoft.com/office/drawing/2016/5/13/chartex" xmlns:cx8="http://schemas.microsoft.com/office/drawing/2016/5/14/chartex" xmlns:mc="http://schemas.openxmlformats.org/markup-compatibility/2006" xmlns:aink="http://schemas.microsoft.com/office/drawing/2016/ink" xmlns:am3d="http://schemas.microsoft.com/office/drawing/2017/model3d" xmlns:o="urn:schemas-microsoft-com:office:office" xmlns:r="http://schemas.openxmlformats.org/officeDocument/2006/relationships" xmlns:m="http://schemas.openxmlformats.org/officeDocument/2006/math" xmlns:v="urn:schemas-microsoft-com:vml" xmlns:wp14="http://schemas.microsoft.com/office/word/2010/wordprocessingDrawing" xmlns:wp="http://schemas.openxmlformats.org/drawingml/2006/wordprocessingDrawing" xmlns:w10="urn:schemas-microsoft-com:office:word" xmlns:w="http://schemas.openxmlformats.org/wordprocessingml/2006/main" xmlns:w14="http://schemas.microsoft.com/office/word/2010/wordml" xmlns:w15="http://schemas.microsoft.com/office/word/2012/wordml" xmlns:w16cex="http://schemas.microsoft.com/office/word/2018/wordml/cex" xmlns:w16cid="http://schemas.microsoft.com/office/word/2016/wordml/cid" xmlns:w16="http://schemas.microsoft.com/office/word/2018/wordml" xmlns:w16se="http://schemas.microsoft.com/office/word/2015/wordml/symex" xmlns:wpg="http://schemas.microsoft.com/office/word/2010/wordprocessingGroup" xmlns:wpi="http://schemas.microsoft.com/office/word/2010/wordprocessingInk" xmlns:wne="http://schemas.microsoft.com/office/word/2006/wordml" xmlns:wps="http://schemas.microsoft.com/office/word/2010/wordprocessingShape" mc:Ignorable="w14 w15 w16se w16cid w16 w16cex wp14">
   <w:sdt>
     <w:sdtPr>
       <w:id w:val="1858078942"/>
@@ -15492,7 +15490,7 @@
 </file>
 
 <file path=word/footnotes.xml><?xml version="1.0" encoding="utf-8"?>
-<w:footnotes xmlns:wpc="http://schemas.microsoft.com/office/word/2010/wordprocessingCanvas" xmlns:cx="http://schemas.microsoft.com/office/drawing/2014/chartex" xmlns:cx1="http://schemas.microsoft.com/office/drawing/2015/9/8/chartex" xmlns:mc="http://schemas.openxmlformats.org/markup-compatibility/2006" xmlns:o="urn:schemas-microsoft-com:office:office" xmlns:r="http://schemas.openxmlformats.org/officeDocument/2006/relationships" xmlns:m="http://schemas.openxmlformats.org/officeDocument/2006/math" xmlns:v="urn:schemas-microsoft-com:vml" xmlns:wp14="http://schemas.microsoft.com/office/word/2010/wordprocessingDrawing" xmlns:wp="http://schemas.openxmlformats.org/drawingml/2006/wordprocessingDrawing" xmlns:w10="urn:schemas-microsoft-com:office:word" xmlns:w="http://schemas.openxmlformats.org/wordprocessingml/2006/main" xmlns:w14="http://schemas.microsoft.com/office/word/2010/wordml" xmlns:w15="http://schemas.microsoft.com/office/word/2012/wordml" xmlns:w16se="http://schemas.microsoft.com/office/word/2015/wordml/symex" xmlns:wpg="http://schemas.microsoft.com/office/word/2010/wordprocessingGroup" xmlns:wpi="http://schemas.microsoft.com/office/word/2010/wordprocessingInk" xmlns:wne="http://schemas.microsoft.com/office/word/2006/wordml" xmlns:wps="http://schemas.microsoft.com/office/word/2010/wordprocessingShape" mc:Ignorable="w14 w15 w16se wp14">
+<w:footnotes xmlns:wpc="http://schemas.microsoft.com/office/word/2010/wordprocessingCanvas" xmlns:cx="http://schemas.microsoft.com/office/drawing/2014/chartex" xmlns:cx1="http://schemas.microsoft.com/office/drawing/2015/9/8/chartex" xmlns:cx2="http://schemas.microsoft.com/office/drawing/2015/10/21/chartex" xmlns:cx3="http://schemas.microsoft.com/office/drawing/2016/5/9/chartex" xmlns:cx4="http://schemas.microsoft.com/office/drawing/2016/5/10/chartex" xmlns:cx5="http://schemas.microsoft.com/office/drawing/2016/5/11/chartex" xmlns:cx6="http://schemas.microsoft.com/office/drawing/2016/5/12/chartex" xmlns:cx7="http://schemas.microsoft.com/office/drawing/2016/5/13/chartex" xmlns:cx8="http://schemas.microsoft.com/office/drawing/2016/5/14/chartex" xmlns:mc="http://schemas.openxmlformats.org/markup-compatibility/2006" xmlns:aink="http://schemas.microsoft.com/office/drawing/2016/ink" xmlns:am3d="http://schemas.microsoft.com/office/drawing/2017/model3d" xmlns:o="urn:schemas-microsoft-com:office:office" xmlns:r="http://schemas.openxmlformats.org/officeDocument/2006/relationships" xmlns:m="http://schemas.openxmlformats.org/officeDocument/2006/math" xmlns:v="urn:schemas-microsoft-com:vml" xmlns:wp14="http://schemas.microsoft.com/office/word/2010/wordprocessingDrawing" xmlns:wp="http://schemas.openxmlformats.org/drawingml/2006/wordprocessingDrawing" xmlns:w10="urn:schemas-microsoft-com:office:word" xmlns:w="http://schemas.openxmlformats.org/wordprocessingml/2006/main" xmlns:w14="http://schemas.microsoft.com/office/word/2010/wordml" xmlns:w15="http://schemas.microsoft.com/office/word/2012/wordml" xmlns:w16cex="http://schemas.microsoft.com/office/word/2018/wordml/cex" xmlns:w16cid="http://schemas.microsoft.com/office/word/2016/wordml/cid" xmlns:w16="http://schemas.microsoft.com/office/word/2018/wordml" xmlns:w16se="http://schemas.microsoft.com/office/word/2015/wordml/symex" xmlns:wpg="http://schemas.microsoft.com/office/word/2010/wordprocessingGroup" xmlns:wpi="http://schemas.microsoft.com/office/word/2010/wordprocessingInk" xmlns:wne="http://schemas.microsoft.com/office/word/2006/wordml" xmlns:wps="http://schemas.microsoft.com/office/word/2010/wordprocessingShape" mc:Ignorable="w14 w15 w16se w16cid w16 w16cex wp14">
   <w:footnote w:type="separator" w:id="-1">
     <w:p>
       <w:r>
@@ -15511,7 +15509,7 @@
 </file>
 
 <file path=word/numbering.xml><?xml version="1.0" encoding="utf-8"?>
-<w:numbering xmlns:wpc="http://schemas.microsoft.com/office/word/2010/wordprocessingCanvas" xmlns:cx="http://schemas.microsoft.com/office/drawing/2014/chartex" xmlns:cx1="http://schemas.microsoft.com/office/drawing/2015/9/8/chartex" xmlns:mc="http://schemas.openxmlformats.org/markup-compatibility/2006" xmlns:o="urn:schemas-microsoft-com:office:office" xmlns:r="http://schemas.openxmlformats.org/officeDocument/2006/relationships" xmlns:m="http://schemas.openxmlformats.org/officeDocument/2006/math" xmlns:v="urn:schemas-microsoft-com:vml" xmlns:wp14="http://schemas.microsoft.com/office/word/2010/wordprocessingDrawing" xmlns:wp="http://schemas.openxmlformats.org/drawingml/2006/wordprocessingDrawing" xmlns:w10="urn:schemas-microsoft-com:office:word" xmlns:w="http://schemas.openxmlformats.org/wordprocessingml/2006/main" xmlns:w14="http://schemas.microsoft.com/office/word/2010/wordml" xmlns:w15="http://schemas.microsoft.com/office/word/2012/wordml" xmlns:w16se="http://schemas.microsoft.com/office/word/2015/wordml/symex" xmlns:wpg="http://schemas.microsoft.com/office/word/2010/wordprocessingGroup" xmlns:wpi="http://schemas.microsoft.com/office/word/2010/wordprocessingInk" xmlns:wne="http://schemas.microsoft.com/office/word/2006/wordml" xmlns:wps="http://schemas.microsoft.com/office/word/2010/wordprocessingShape" mc:Ignorable="w14 w15 w16se wp14">
+<w:numbering xmlns:wpc="http://schemas.microsoft.com/office/word/2010/wordprocessingCanvas" xmlns:cx="http://schemas.microsoft.com/office/drawing/2014/chartex" xmlns:cx1="http://schemas.microsoft.com/office/drawing/2015/9/8/chartex" xmlns:cx2="http://schemas.microsoft.com/office/drawing/2015/10/21/chartex" xmlns:cx3="http://schemas.microsoft.com/office/drawing/2016/5/9/chartex" xmlns:cx4="http://schemas.microsoft.com/office/drawing/2016/5/10/chartex" xmlns:cx5="http://schemas.microsoft.com/office/drawing/2016/5/11/chartex" xmlns:cx6="http://schemas.microsoft.com/office/drawing/2016/5/12/chartex" xmlns:cx7="http://schemas.microsoft.com/office/drawing/2016/5/13/chartex" xmlns:cx8="http://schemas.microsoft.com/office/drawing/2016/5/14/chartex" xmlns:mc="http://schemas.openxmlformats.org/markup-compatibility/2006" xmlns:aink="http://schemas.microsoft.com/office/drawing/2016/ink" xmlns:am3d="http://schemas.microsoft.com/office/drawing/2017/model3d" xmlns:o="urn:schemas-microsoft-com:office:office" xmlns:r="http://schemas.openxmlformats.org/officeDocument/2006/relationships" xmlns:m="http://schemas.openxmlformats.org/officeDocument/2006/math" xmlns:v="urn:schemas-microsoft-com:vml" xmlns:wp14="http://schemas.microsoft.com/office/word/2010/wordprocessingDrawing" xmlns:wp="http://schemas.openxmlformats.org/drawingml/2006/wordprocessingDrawing" xmlns:w10="urn:schemas-microsoft-com:office:word" xmlns:w="http://schemas.openxmlformats.org/wordprocessingml/2006/main" xmlns:w14="http://schemas.microsoft.com/office/word/2010/wordml" xmlns:w15="http://schemas.microsoft.com/office/word/2012/wordml" xmlns:w16cex="http://schemas.microsoft.com/office/word/2018/wordml/cex" xmlns:w16cid="http://schemas.microsoft.com/office/word/2016/wordml/cid" xmlns:w16="http://schemas.microsoft.com/office/word/2018/wordml" xmlns:w16se="http://schemas.microsoft.com/office/word/2015/wordml/symex" xmlns:wpg="http://schemas.microsoft.com/office/word/2010/wordprocessingGroup" xmlns:wpi="http://schemas.microsoft.com/office/word/2010/wordprocessingInk" xmlns:wne="http://schemas.microsoft.com/office/word/2006/wordml" xmlns:wps="http://schemas.microsoft.com/office/word/2010/wordprocessingShape" mc:Ignorable="w14 w15 w16se w16cid w16 w16cex wp14">
   <w:abstractNum w:abstractNumId="0" w15:restartNumberingAfterBreak="0">
     <w:nsid w:val="0000001B"/>
     <w:multiLevelType w:val="hybridMultilevel"/>
@@ -19903,7 +19901,7 @@
 </file>
 
 <file path=word/styles.xml><?xml version="1.0" encoding="utf-8"?>
-<w:styles xmlns:mc="http://schemas.openxmlformats.org/markup-compatibility/2006" xmlns:r="http://schemas.openxmlformats.org/officeDocument/2006/relationships" xmlns:w="http://schemas.openxmlformats.org/wordprocessingml/2006/main" xmlns:w14="http://schemas.microsoft.com/office/word/2010/wordml" xmlns:w15="http://schemas.microsoft.com/office/word/2012/wordml" xmlns:w16se="http://schemas.microsoft.com/office/word/2015/wordml/symex" mc:Ignorable="w14 w15 w16se">
+<w:styles xmlns:mc="http://schemas.openxmlformats.org/markup-compatibility/2006" xmlns:r="http://schemas.openxmlformats.org/officeDocument/2006/relationships" xmlns:w="http://schemas.openxmlformats.org/wordprocessingml/2006/main" xmlns:w14="http://schemas.microsoft.com/office/word/2010/wordml" xmlns:w15="http://schemas.microsoft.com/office/word/2012/wordml" xmlns:w16cex="http://schemas.microsoft.com/office/word/2018/wordml/cex" xmlns:w16cid="http://schemas.microsoft.com/office/word/2016/wordml/cid" xmlns:w16="http://schemas.microsoft.com/office/word/2018/wordml" xmlns:w16se="http://schemas.microsoft.com/office/word/2015/wordml/symex" mc:Ignorable="w14 w15 w16se w16cid w16 w16cex">
   <w:docDefaults>
     <w:rPrDefault>
       <w:rPr>
@@ -19919,7 +19917,7 @@
       </w:pPr>
     </w:pPrDefault>
   </w:docDefaults>
-  <w:latentStyles w:defLockedState="0" w:defUIPriority="99" w:defSemiHidden="0" w:defUnhideWhenUsed="0" w:defQFormat="0" w:count="371">
+  <w:latentStyles w:defLockedState="0" w:defUIPriority="99" w:defSemiHidden="0" w:defUnhideWhenUsed="0" w:defQFormat="0" w:count="376">
     <w:lsdException w:name="Normal" w:uiPriority="0" w:qFormat="1"/>
     <w:lsdException w:name="heading 1" w:uiPriority="9" w:qFormat="1"/>
     <w:lsdException w:name="heading 2" w:semiHidden="1" w:uiPriority="9" w:unhideWhenUsed="1" w:qFormat="1"/>
@@ -20025,7 +20023,6 @@
     <w:lsdException w:name="HTML Sample" w:semiHidden="1" w:unhideWhenUsed="1"/>
     <w:lsdException w:name="HTML Typewriter" w:semiHidden="1" w:unhideWhenUsed="1"/>
     <w:lsdException w:name="HTML Variable" w:semiHidden="1" w:unhideWhenUsed="1"/>
-    <w:lsdException w:name="Normal Table" w:semiHidden="1" w:unhideWhenUsed="1"/>
     <w:lsdException w:name="annotation subject" w:semiHidden="1" w:unhideWhenUsed="1"/>
     <w:lsdException w:name="No List" w:semiHidden="1" w:unhideWhenUsed="1"/>
     <w:lsdException w:name="Outline List 1" w:semiHidden="1" w:unhideWhenUsed="1"/>
@@ -20068,11 +20065,8 @@
     <w:lsdException w:name="Table Contemporary" w:semiHidden="1" w:unhideWhenUsed="1"/>
     <w:lsdException w:name="Table Elegant" w:semiHidden="1" w:unhideWhenUsed="1"/>
     <w:lsdException w:name="Table Professional" w:semiHidden="1" w:unhideWhenUsed="1"/>
-    <w:lsdException w:name="Table Subtle 1" w:semiHidden="1" w:unhideWhenUsed="1"/>
     <w:lsdException w:name="Table Subtle 2" w:semiHidden="1" w:unhideWhenUsed="1"/>
     <w:lsdException w:name="Table Web 1" w:semiHidden="1" w:unhideWhenUsed="1"/>
-    <w:lsdException w:name="Table Web 2" w:semiHidden="1" w:unhideWhenUsed="1"/>
-    <w:lsdException w:name="Table Web 3" w:semiHidden="1" w:unhideWhenUsed="1"/>
     <w:lsdException w:name="Balloon Text" w:semiHidden="1" w:unhideWhenUsed="1"/>
     <w:lsdException w:name="Table Grid" w:uiPriority="39"/>
     <w:lsdException w:name="Table Theme" w:semiHidden="1" w:unhideWhenUsed="1"/>
@@ -20291,6 +20285,11 @@
     <w:lsdException w:name="List Table 5 Dark Accent 6" w:uiPriority="50"/>
     <w:lsdException w:name="List Table 6 Colorful Accent 6" w:uiPriority="51"/>
     <w:lsdException w:name="List Table 7 Colorful Accent 6" w:uiPriority="52"/>
+    <w:lsdException w:name="Mention" w:semiHidden="1" w:unhideWhenUsed="1"/>
+    <w:lsdException w:name="Smart Hyperlink" w:semiHidden="1" w:unhideWhenUsed="1"/>
+    <w:lsdException w:name="Hashtag" w:semiHidden="1" w:unhideWhenUsed="1"/>
+    <w:lsdException w:name="Unresolved Mention" w:semiHidden="1" w:unhideWhenUsed="1"/>
+    <w:lsdException w:name="Smart Link" w:semiHidden="1" w:unhideWhenUsed="1"/>
   </w:latentStyles>
   <w:style w:type="paragraph" w:default="1" w:styleId="Normal">
     <w:name w:val="Normal"/>
